--- a/Сопроводительное письмо.docx
+++ b/Сопроводительное письмо.docx
@@ -1,8 +1,10 @@
 
 <file path=word/document.xml><?xml version="1.0" encoding="utf-8"?>
-<w:document xmlns:wpc="http://schemas.microsoft.com/office/word/2010/wordprocessingCanvas" xmlns:cx="http://schemas.microsoft.com/office/drawing/2014/chartex" xmlns:cx1="http://schemas.microsoft.com/office/drawing/2015/9/8/chartex" xmlns:cx2="http://schemas.microsoft.com/office/drawing/2015/10/21/chartex" xmlns:cx3="http://schemas.microsoft.com/office/drawing/2016/5/9/chartex" xmlns:cx4="http://schemas.microsoft.com/office/drawing/2016/5/10/chartex" xmlns:cx5="http://schemas.microsoft.com/office/drawing/2016/5/11/chartex" xmlns:cx6="http://schemas.microsoft.com/office/drawing/2016/5/12/chartex" xmlns:cx7="http://schemas.microsoft.com/office/drawing/2016/5/13/chartex" xmlns:cx8="http://schemas.microsoft.com/office/drawing/2016/5/14/chartex" xmlns:mc="http://schemas.openxmlformats.org/markup-compatibility/2006" xmlns:aink="http://schemas.microsoft.com/office/drawing/2016/ink" xmlns:am3d="http://schemas.microsoft.com/office/drawing/2017/model3d" xmlns:o="urn:schemas-microsoft-com:office:office" xmlns:oel="http://schemas.microsoft.com/office/2019/extlst" xmlns:r="http://schemas.openxmlformats.org/officeDocument/2006/relationships" xmlns:m="http://schemas.openxmlformats.org/officeDocument/2006/math" xmlns:v="urn:schemas-microsoft-com:vml" xmlns:wp14="http://schemas.microsoft.com/office/word/2010/wordprocessingDrawing" xmlns:wp="http://schemas.openxmlformats.org/drawingml/2006/wordprocessingDrawing" xmlns:w10="urn:schemas-microsoft-com:office:word" xmlns:w="http://schemas.openxmlformats.org/wordprocessingml/2006/main" xmlns:w14="http://schemas.microsoft.com/office/word/2010/wordml" xmlns:w15="http://schemas.microsoft.com/office/word/2012/wordml" xmlns:w16cex="http://schemas.microsoft.com/office/word/2018/wordml/cex" xmlns:w16cid="http://schemas.microsoft.com/office/word/2016/wordml/cid" xmlns:w16="http://schemas.microsoft.com/office/word/2018/wordml" xmlns:w16du="http://schemas.microsoft.com/office/word/2023/wordml/word16du" xmlns:w16sdtdh="http://schemas.microsoft.com/office/word/2020/wordml/sdtdatahash" xmlns:w16se="http://schemas.microsoft.com/office/word/2015/wordml/symex" xmlns:wpg="http://schemas.microsoft.com/office/word/2010/wordprocessingGroup" xmlns:wpi="http://schemas.microsoft.com/office/word/2010/wordprocessingInk" xmlns:wne="http://schemas.microsoft.com/office/word/2006/wordml" xmlns:wps="http://schemas.microsoft.com/office/word/2010/wordprocessingShape" mc:Ignorable="w14 w15 w16se w16cid w16 w16cex w16sdtdh wp14">
+<w:document xmlns:wpc="http://schemas.microsoft.com/office/word/2010/wordprocessingCanvas" xmlns:cx="http://schemas.microsoft.com/office/drawing/2014/chartex" xmlns:mc="http://schemas.openxmlformats.org/markup-compatibility/2006" xmlns:o="urn:schemas-microsoft-com:office:office" xmlns:r="http://schemas.openxmlformats.org/officeDocument/2006/relationships" xmlns:m="http://schemas.openxmlformats.org/officeDocument/2006/math" xmlns:v="urn:schemas-microsoft-com:vml" xmlns:wp14="http://schemas.microsoft.com/office/word/2010/wordprocessingDrawing" xmlns:wp="http://schemas.openxmlformats.org/drawingml/2006/wordprocessingDrawing" xmlns:w10="urn:schemas-microsoft-com:office:word" xmlns:w="http://schemas.openxmlformats.org/wordprocessingml/2006/main" xmlns:w14="http://schemas.microsoft.com/office/word/2010/wordml" xmlns:w15="http://schemas.microsoft.com/office/word/2012/wordml" xmlns:w16se="http://schemas.microsoft.com/office/word/2015/wordml/symex" xmlns:wpg="http://schemas.microsoft.com/office/word/2010/wordprocessingGroup" xmlns:wpi="http://schemas.microsoft.com/office/word/2010/wordprocessingInk" xmlns:wne="http://schemas.microsoft.com/office/word/2006/wordml" xmlns:wps="http://schemas.microsoft.com/office/word/2010/wordprocessingShape" mc:Ignorable="w14 w15 w16se wp14">
   <w:body>
     <w:p>
+      <w:bookmarkStart w:id="0" w:name="_GoBack"/>
+      <w:bookmarkEnd w:id="0"/>
       <w:r>
         <w:t>Здравствуйте!</w:t>
       </w:r>
@@ -10,283 +12,96 @@
     <w:p/>
     <w:p>
       <w:r>
-        <w:t xml:space="preserve">Меня зовут </w:t>
-      </w:r>
-      <w:proofErr w:type="spellStart"/>
-      <w:r>
-        <w:t>Заночуев</w:t>
-      </w:r>
-      <w:proofErr w:type="spellEnd"/>
-      <w:r>
-        <w:t xml:space="preserve"> Михаил</w:t>
-      </w:r>
-      <w:r>
-        <w:t xml:space="preserve">, я начинающий Data Scientist с сильной математической базой (5 курс МГТУ им. Баумана). Ранее занимался </w:t>
-      </w:r>
-      <w:r>
-        <w:rPr>
-          <w:lang w:val="en-US"/>
-        </w:rPr>
-        <w:t>frontend</w:t>
-      </w:r>
-      <w:r>
-        <w:t>-р</w:t>
-      </w:r>
-      <w:r>
-        <w:t xml:space="preserve">азработкой и </w:t>
-      </w:r>
-      <w:r>
-        <w:t xml:space="preserve">разработкой </w:t>
-      </w:r>
-      <w:r>
-        <w:t>программных модулей на</w:t>
+        <w:t>Меня зовут Заночуев Михаил, я начинающий Data Scientist с сильной математической базой (</w:t>
+      </w:r>
+      <w:r>
+        <w:t>5</w:t>
+      </w:r>
+      <w:r>
+        <w:t xml:space="preserve"> курс МГТУ им. Баумана). Ранее занимался frontend-разработкой и разработкой программных модулей на C++, но с 2022 года сфокусировался на аналитике данных и машинном обучении.</w:t>
       </w:r>
       <w:r>
         <w:t xml:space="preserve"> </w:t>
       </w:r>
       <w:r>
-        <w:t>C++, но с 2022 года сфокусировался на аналитике данных и машинном обучении.</w:t>
+        <w:t xml:space="preserve">Есть коммерческий опыт в аналитике данных — </w:t>
+      </w:r>
+      <w:r>
+        <w:t xml:space="preserve">больше </w:t>
+      </w:r>
+      <w:r>
+        <w:t>1 год</w:t>
+      </w:r>
+      <w:r>
+        <w:t>а</w:t>
+      </w:r>
+      <w:r>
+        <w:t>.</w:t>
       </w:r>
     </w:p>
     <w:p/>
     <w:p>
       <w:r>
-        <w:t xml:space="preserve">Прошёл курс «Профессия Data Science» (320 часов) и сейчас продолжаю обучение на курсе Яндекса «Специалист по Data Science плюс». В рамках учебных и личных проектов работаю с реальными </w:t>
-      </w:r>
-      <w:proofErr w:type="spellStart"/>
-      <w:r>
-        <w:t>датасетами</w:t>
-      </w:r>
-      <w:proofErr w:type="spellEnd"/>
-      <w:r>
-        <w:t xml:space="preserve">: провожу очистку и подготовку данных, обрабатываю пропуски, выполняю масштабирование признаков и строю модели машинного обучения. Активно развиваю алгоритмическое мышление (400+ задач на </w:t>
-      </w:r>
-      <w:proofErr w:type="spellStart"/>
-      <w:r>
-        <w:t>LeetCode</w:t>
-      </w:r>
-      <w:proofErr w:type="spellEnd"/>
-      <w:r>
-        <w:t xml:space="preserve">) и участвую в соревнованиях на </w:t>
-      </w:r>
-      <w:proofErr w:type="spellStart"/>
-      <w:r>
-        <w:t>Kaggle</w:t>
-      </w:r>
-      <w:proofErr w:type="spellEnd"/>
-      <w:r>
-        <w:t>.</w:t>
+        <w:t>Прошёл курс «Профессия Data Science» (320 часов) и сейчас продолжаю обучение на курсе Яндекса «Специалист по Data Science плюс». В рамках учебных и личных проектов работаю с реальными датасетами: провожу очистку и подготовку данных, обрабатываю пропуски, выполняю масштабирование признаков и строю модели машинного обучения. Активно развиваю алгоритмическое мышление (400+ задач на LeetCode) и участвую в соревнованиях на Kaggle.</w:t>
       </w:r>
     </w:p>
     <w:p/>
     <w:p>
       <w:r>
-        <w:t>Владею</w:t>
-      </w:r>
-      <w:r>
-        <w:rPr>
-          <w:lang w:val="en-US"/>
-        </w:rPr>
-        <w:t xml:space="preserve"> Python, pandas, </w:t>
-      </w:r>
-      <w:proofErr w:type="spellStart"/>
-      <w:r>
-        <w:rPr>
-          <w:lang w:val="en-US"/>
-        </w:rPr>
-        <w:t>numpy</w:t>
-      </w:r>
-      <w:proofErr w:type="spellEnd"/>
-      <w:r>
-        <w:rPr>
-          <w:lang w:val="en-US"/>
-        </w:rPr>
-        <w:t>, matplotlib, seaborn, scikit-</w:t>
-      </w:r>
-      <w:proofErr w:type="spellStart"/>
-      <w:proofErr w:type="gramStart"/>
-      <w:r>
-        <w:rPr>
-          <w:lang w:val="en-US"/>
-        </w:rPr>
-        <w:t>learn</w:t>
-      </w:r>
-      <w:r>
-        <w:rPr>
-          <w:lang w:val="en-US"/>
-        </w:rPr>
-        <w:t>,Excel</w:t>
-      </w:r>
-      <w:proofErr w:type="spellEnd"/>
-      <w:proofErr w:type="gramEnd"/>
-      <w:r>
-        <w:rPr>
-          <w:lang w:val="en-US"/>
-        </w:rPr>
-        <w:t xml:space="preserve">, SQL, PostgreSQL </w:t>
-      </w:r>
-      <w:r>
-        <w:t>и</w:t>
-      </w:r>
-      <w:r>
-        <w:rPr>
-          <w:lang w:val="en-US"/>
-        </w:rPr>
-        <w:t xml:space="preserve"> Git. </w:t>
-      </w:r>
-      <w:r>
-        <w:t xml:space="preserve">Умею работать с </w:t>
-      </w:r>
-      <w:proofErr w:type="spellStart"/>
-      <w:r>
-        <w:t>Jupyter</w:t>
-      </w:r>
-      <w:proofErr w:type="spellEnd"/>
+        <w:t>Владею: Python (pandas, numpy, matplotlib, seaborn, scikit-learn), SQL (включая Trino), PostgreSQL, dbt, Git, Excel, Matlab, Qlik Sense (уровень миграции логики), AW, Jupyter Notebook. Понимаю, как строить полный ML pipeline — от сбора данных до финальной модели. Уровень английского — B1 (Intermediate).</w:t>
+      </w:r>
+    </w:p>
+    <w:p>
       <w:r>
         <w:t xml:space="preserve"> </w:t>
       </w:r>
-      <w:proofErr w:type="spellStart"/>
-      <w:r>
-        <w:t>Notebook</w:t>
-      </w:r>
-      <w:proofErr w:type="spellEnd"/>
-      <w:r>
-        <w:t xml:space="preserve"> и понимаю, как строить полный ML </w:t>
-      </w:r>
-      <w:proofErr w:type="spellStart"/>
-      <w:r>
-        <w:t>pipeline</w:t>
-      </w:r>
-      <w:proofErr w:type="spellEnd"/>
-      <w:r>
-        <w:t xml:space="preserve"> — от сбора данных до финальной модели.</w:t>
+    </w:p>
+    <w:p>
+      <w:r>
+        <w:t>Мне особенно интересны задачи, связанные с анализом данных, построением прогнозных моделей и поиском закономерностей, которые помогают бизнесу принимать обоснованные решения. Умею быстро разбираться в новых задачах и эффективно взаимодействовать с коллегами.</w:t>
       </w:r>
     </w:p>
     <w:p/>
     <w:p>
       <w:r>
-        <w:t>Мне особенно интересны задачи, связанные с анализом данных, построением прогнозных моделей и поиском закономерностей, которые помогут бизнесу принимать обоснованные решения.</w:t>
+        <w:t xml:space="preserve">Хочу развиваться как аналитик данных или Data Scientist и применять математику и программирование для решения реальных бизнес-задач. </w:t>
+      </w:r>
+      <w:r>
+        <w:t>Рассматриваю позиции junior+ / middle (Data Scientist / аналитик данных), а также проектную работу. Готов быстро закрывать зоны роста и выходить на полную самостоятельность.</w:t>
       </w:r>
     </w:p>
     <w:p/>
     <w:p>
       <w:r>
-        <w:t>Готов развиваться как аналитик данных или Data Scientist, чтобы применять математику и программирование для решения реальных бизнес-задач. Быстро учусь новому и мотивирован приносить пользу команде и компании.</w:t>
+        <w:t>Буду рад возможности рассказать подробнее о своём опыте и обсудить, как смогу быть полезен вашей компании.</w:t>
       </w:r>
     </w:p>
     <w:p/>
     <w:p>
       <w:r>
-        <w:t>Буду рад возможности рассказать подробнее о своём опыте и обсудить, как смогу быть полезен вашей компании.</w:t>
+        <w:t>Спасибо за внимание к моему отклику!</w:t>
       </w:r>
     </w:p>
     <w:p/>
     <w:p>
       <w:r>
-        <w:t>Спасибо за внимание к моему отклику!</w:t>
+        <w:t xml:space="preserve">С уважением,  </w:t>
+      </w:r>
+    </w:p>
+    <w:p>
+      <w:r>
+        <w:t>Заночуев Михаил</w:t>
       </w:r>
     </w:p>
     <w:p/>
     <w:p>
       <w:r>
-        <w:t xml:space="preserve">С уважением,  </w:t>
-      </w:r>
-    </w:p>
-    <w:p>
-      <w:proofErr w:type="spellStart"/>
-      <w:r>
-        <w:t>Заночуев</w:t>
-      </w:r>
-      <w:proofErr w:type="spellEnd"/>
-      <w:r>
-        <w:t xml:space="preserve"> Михаил</w:t>
-      </w:r>
-    </w:p>
-    <w:p/>
-    <w:p>
-      <w:r>
-        <w:rPr>
-          <w:rFonts w:ascii="Apple Color Emoji" w:hAnsi="Apple Color Emoji" w:cs="Apple Color Emoji"/>
-          <w:lang w:val="en-US"/>
-        </w:rPr>
-        <w:t>📞</w:t>
-      </w:r>
-      <w:r>
-        <w:t xml:space="preserve"> +7 (915) 496-97-51  </w:t>
-      </w:r>
-    </w:p>
-    <w:p>
-      <w:r>
-        <w:rPr>
-          <w:rFonts w:ascii="Apple Color Emoji" w:hAnsi="Apple Color Emoji" w:cs="Apple Color Emoji"/>
-          <w:lang w:val="en-US"/>
-        </w:rPr>
-        <w:t>📧</w:t>
-      </w:r>
-      <w:r>
-        <w:t xml:space="preserve"> </w:t>
-      </w:r>
-      <w:proofErr w:type="spellStart"/>
-      <w:r>
-        <w:rPr>
-          <w:lang w:val="en-US"/>
-        </w:rPr>
-        <w:t>mzanochuev</w:t>
-      </w:r>
-      <w:proofErr w:type="spellEnd"/>
-      <w:r>
-        <w:t>@</w:t>
-      </w:r>
-      <w:r>
-        <w:rPr>
-          <w:lang w:val="en-US"/>
-        </w:rPr>
-        <w:t>mail</w:t>
-      </w:r>
-      <w:r>
-        <w:t>.</w:t>
-      </w:r>
-      <w:proofErr w:type="spellStart"/>
-      <w:r>
-        <w:rPr>
-          <w:lang w:val="en-US"/>
-        </w:rPr>
-        <w:t>ru</w:t>
-      </w:r>
-      <w:proofErr w:type="spellEnd"/>
-      <w:r>
-        <w:t xml:space="preserve"> | </w:t>
-      </w:r>
-      <w:proofErr w:type="spellStart"/>
-      <w:r>
-        <w:rPr>
-          <w:lang w:val="en-US"/>
-        </w:rPr>
-        <w:t>mikezanochuev</w:t>
-      </w:r>
-      <w:proofErr w:type="spellEnd"/>
-      <w:r>
-        <w:t>@</w:t>
-      </w:r>
-      <w:proofErr w:type="spellStart"/>
-      <w:r>
-        <w:rPr>
-          <w:lang w:val="en-US"/>
-        </w:rPr>
-        <w:t>gmail</w:t>
-      </w:r>
-      <w:proofErr w:type="spellEnd"/>
-      <w:r>
-        <w:t>.</w:t>
-      </w:r>
-      <w:r>
-        <w:rPr>
-          <w:lang w:val="en-US"/>
-        </w:rPr>
-        <w:t>com</w:t>
-      </w:r>
-      <w:r>
-        <w:t xml:space="preserve">  </w:t>
+        <w:t xml:space="preserve">+7 (915) 496-97-51  </w:t>
+      </w:r>
+    </w:p>
+    <w:p>
+      <w:r>
+        <w:t xml:space="preserve">mzanochuev@mail.ru | mikezanochuev@gmail.com  </w:t>
       </w:r>
     </w:p>
     <w:p>
@@ -297,16 +112,28 @@
       </w:pPr>
       <w:r>
         <w:rPr>
-          <w:rFonts w:ascii="Apple Color Emoji" w:hAnsi="Apple Color Emoji" w:cs="Apple Color Emoji"/>
           <w:lang w:val="en-US"/>
         </w:rPr>
-        <w:t>💻</w:t>
-      </w:r>
+        <w:t>GitHub: [github.com/Michigun</w:t>
+      </w:r>
+      <w:proofErr w:type="gramStart"/>
       <w:r>
         <w:rPr>
           <w:lang w:val="en-US"/>
         </w:rPr>
-        <w:t xml:space="preserve"> GitHub: https://github.com/Michigun101</w:t>
+        <w:t>101](</w:t>
+      </w:r>
+      <w:proofErr w:type="gramEnd"/>
+      <w:r>
+        <w:rPr>
+          <w:lang w:val="en-US"/>
+        </w:rPr>
+        <w:t xml:space="preserve">https://github.com/Michigun101)  </w:t>
+      </w:r>
+    </w:p>
+    <w:p>
+      <w:r>
+        <w:t>Резюме: [PDF на GitHub](https://github.com/Michigun101/-/blob/main/Mike%20Zanochuev%2C%20Data%20Science.pdf) | [Профиль HH](https://vidnoe.hh.ru/resume/5f195876ff09227e410039ed1f425952357332)</w:t>
       </w:r>
     </w:p>
     <w:sectPr>
@@ -320,7 +147,7 @@
 </file>
 
 <file path=word/styles.xml><?xml version="1.0" encoding="utf-8"?>
-<w:styles xmlns:mc="http://schemas.openxmlformats.org/markup-compatibility/2006" xmlns:r="http://schemas.openxmlformats.org/officeDocument/2006/relationships" xmlns:w="http://schemas.openxmlformats.org/wordprocessingml/2006/main" xmlns:w14="http://schemas.microsoft.com/office/word/2010/wordml" xmlns:w15="http://schemas.microsoft.com/office/word/2012/wordml" xmlns:w16cex="http://schemas.microsoft.com/office/word/2018/wordml/cex" xmlns:w16cid="http://schemas.microsoft.com/office/word/2016/wordml/cid" xmlns:w16="http://schemas.microsoft.com/office/word/2018/wordml" xmlns:w16sdtdh="http://schemas.microsoft.com/office/word/2020/wordml/sdtdatahash" xmlns:w16se="http://schemas.microsoft.com/office/word/2015/wordml/symex" mc:Ignorable="w14 w15 w16se w16cid w16 w16cex w16sdtdh">
+<w:styles xmlns:mc="http://schemas.openxmlformats.org/markup-compatibility/2006" xmlns:r="http://schemas.openxmlformats.org/officeDocument/2006/relationships" xmlns:w="http://schemas.openxmlformats.org/wordprocessingml/2006/main" xmlns:w14="http://schemas.microsoft.com/office/word/2010/wordml" xmlns:w15="http://schemas.microsoft.com/office/word/2012/wordml" xmlns:w16se="http://schemas.microsoft.com/office/word/2015/wordml/symex" mc:Ignorable="w14 w15 w16se">
   <w:docDefaults>
     <w:rPrDefault>
       <w:rPr>
@@ -334,7 +161,7 @@
     </w:rPrDefault>
     <w:pPrDefault/>
   </w:docDefaults>
-  <w:latentStyles w:defLockedState="0" w:defUIPriority="99" w:defSemiHidden="0" w:defUnhideWhenUsed="0" w:defQFormat="0" w:count="376">
+  <w:latentStyles w:defLockedState="0" w:defUIPriority="99" w:defSemiHidden="0" w:defUnhideWhenUsed="0" w:defQFormat="0" w:count="371">
     <w:lsdException w:name="Normal" w:uiPriority="0" w:qFormat="1"/>
     <w:lsdException w:name="heading 1" w:uiPriority="9" w:qFormat="1"/>
     <w:lsdException w:name="heading 2" w:semiHidden="1" w:uiPriority="9" w:unhideWhenUsed="1" w:qFormat="1"/>
@@ -706,23 +533,18 @@
     <w:lsdException w:name="List Table 5 Dark Accent 6" w:uiPriority="50"/>
     <w:lsdException w:name="List Table 6 Colorful Accent 6" w:uiPriority="51"/>
     <w:lsdException w:name="List Table 7 Colorful Accent 6" w:uiPriority="52"/>
-    <w:lsdException w:name="Mention" w:semiHidden="1" w:unhideWhenUsed="1"/>
-    <w:lsdException w:name="Smart Hyperlink" w:semiHidden="1" w:unhideWhenUsed="1"/>
-    <w:lsdException w:name="Hashtag" w:semiHidden="1" w:unhideWhenUsed="1"/>
-    <w:lsdException w:name="Unresolved Mention" w:semiHidden="1" w:unhideWhenUsed="1"/>
-    <w:lsdException w:name="Smart Link" w:semiHidden="1" w:unhideWhenUsed="1"/>
   </w:latentStyles>
-  <w:style w:type="paragraph" w:default="1" w:styleId="a">
+  <w:style w:type="paragraph" w:default="1" w:styleId="Normal">
     <w:name w:val="Normal"/>
     <w:qFormat/>
   </w:style>
-  <w:style w:type="character" w:default="1" w:styleId="a0">
+  <w:style w:type="character" w:default="1" w:styleId="DefaultParagraphFont">
     <w:name w:val="Default Paragraph Font"/>
     <w:uiPriority w:val="1"/>
     <w:semiHidden/>
     <w:unhideWhenUsed/>
   </w:style>
-  <w:style w:type="table" w:default="1" w:styleId="a1">
+  <w:style w:type="table" w:default="1" w:styleId="TableNormal">
     <w:name w:val="Normal Table"/>
     <w:uiPriority w:val="99"/>
     <w:semiHidden/>
@@ -737,15 +559,15 @@
       </w:tblCellMar>
     </w:tblPr>
   </w:style>
-  <w:style w:type="numbering" w:default="1" w:styleId="a2">
+  <w:style w:type="numbering" w:default="1" w:styleId="NoList">
     <w:name w:val="No List"/>
     <w:uiPriority w:val="99"/>
     <w:semiHidden/>
     <w:unhideWhenUsed/>
   </w:style>
-  <w:style w:type="character" w:styleId="a3">
+  <w:style w:type="character" w:styleId="Hyperlink">
     <w:name w:val="Hyperlink"/>
-    <w:basedOn w:val="a0"/>
+    <w:basedOn w:val="DefaultParagraphFont"/>
     <w:uiPriority w:val="99"/>
     <w:unhideWhenUsed/>
     <w:rsid w:val="0048337D"/>
@@ -754,9 +576,9 @@
       <w:u w:val="single"/>
     </w:rPr>
   </w:style>
-  <w:style w:type="character" w:styleId="a4">
+  <w:style w:type="character" w:customStyle="1" w:styleId="UnresolvedMention">
     <w:name w:val="Unresolved Mention"/>
-    <w:basedOn w:val="a0"/>
+    <w:basedOn w:val="DefaultParagraphFont"/>
     <w:uiPriority w:val="99"/>
     <w:semiHidden/>
     <w:unhideWhenUsed/>

--- a/Сопроводительное письмо.docx
+++ b/Сопроводительное письмо.docx
@@ -3,8 +3,6 @@
 <w:document xmlns:wpc="http://schemas.microsoft.com/office/word/2010/wordprocessingCanvas" xmlns:cx="http://schemas.microsoft.com/office/drawing/2014/chartex" xmlns:mc="http://schemas.openxmlformats.org/markup-compatibility/2006" xmlns:o="urn:schemas-microsoft-com:office:office" xmlns:r="http://schemas.openxmlformats.org/officeDocument/2006/relationships" xmlns:m="http://schemas.openxmlformats.org/officeDocument/2006/math" xmlns:v="urn:schemas-microsoft-com:vml" xmlns:wp14="http://schemas.microsoft.com/office/word/2010/wordprocessingDrawing" xmlns:wp="http://schemas.openxmlformats.org/drawingml/2006/wordprocessingDrawing" xmlns:w10="urn:schemas-microsoft-com:office:word" xmlns:w="http://schemas.openxmlformats.org/wordprocessingml/2006/main" xmlns:w14="http://schemas.microsoft.com/office/word/2010/wordml" xmlns:w15="http://schemas.microsoft.com/office/word/2012/wordml" xmlns:w16se="http://schemas.microsoft.com/office/word/2015/wordml/symex" xmlns:wpg="http://schemas.microsoft.com/office/word/2010/wordprocessingGroup" xmlns:wpi="http://schemas.microsoft.com/office/word/2010/wordprocessingInk" xmlns:wne="http://schemas.microsoft.com/office/word/2006/wordml" xmlns:wps="http://schemas.microsoft.com/office/word/2010/wordprocessingShape" mc:Ignorable="w14 w15 w16se wp14">
   <w:body>
     <w:p>
-      <w:bookmarkStart w:id="0" w:name="_GoBack"/>
-      <w:bookmarkEnd w:id="0"/>
       <w:r>
         <w:t>Здравствуйте!</w:t>
       </w:r>
@@ -12,62 +10,35 @@
     <w:p/>
     <w:p>
       <w:r>
-        <w:t>Меня зовут Заночуев Михаил, я начинающий Data Scientist с сильной математической базой (</w:t>
-      </w:r>
-      <w:r>
-        <w:t>5</w:t>
-      </w:r>
-      <w:r>
-        <w:t xml:space="preserve"> курс МГТУ им. Баумана). Ранее занимался frontend-разработкой и разработкой программных модулей на C++, но с 2022 года сфокусировался на аналитике данных и машинном обучении.</w:t>
-      </w:r>
+        <w:t>Меня зовут Заночуев Михаил, я начинающий Data Scientist с сильной математической базой (5 курс МГТУ им. Баумана). Ранее занимался frontend-разработкой и разработкой программных модулей на C++, но с 2022 года сфокусировался на аналитике данных и машинном обучении. Есть коммерческий опыт в аналитике данных — больше 1 года.</w:t>
+      </w:r>
+    </w:p>
+    <w:p/>
+    <w:p>
+      <w:r>
+        <w:t>Прошёл курс «Профессия Data Science» (320 часов) и сейчас продолжаю обучение на курсе Яндекса «Специалист по Data Science плюс». В рамках учебных и личных проектов работаю с реальными датасетами: провожу очистку и подготовку данных, обрабатываю пропуски, выполняю масштабирование признаков и строю модели машинного обучения. Активно развиваю алгоритмическое мышление (400+ задач на LeetCode) и участвую в соревнованиях на Kaggle.</w:t>
+      </w:r>
+    </w:p>
+    <w:p/>
+    <w:p>
+      <w:r>
+        <w:t>Владею: Python (pandas, numpy, matplotlib, seaborn, scikit-learn), SQL (включая Trino), PostgreSQL, dbt, Git, Excel, Matlab, Qlik Sense (уровень миграции логики), AW, Jupyter Notebook. Понимаю, как строить полный ML pipeline — от сбора данных до финальной модели. Уровень английского — B1 (Intermediate).</w:t>
+      </w:r>
+    </w:p>
+    <w:p>
       <w:r>
         <w:t xml:space="preserve"> </w:t>
       </w:r>
-      <w:r>
-        <w:t xml:space="preserve">Есть коммерческий опыт в аналитике данных — </w:t>
-      </w:r>
-      <w:r>
-        <w:t xml:space="preserve">больше </w:t>
-      </w:r>
-      <w:r>
-        <w:t>1 год</w:t>
-      </w:r>
-      <w:r>
-        <w:t>а</w:t>
-      </w:r>
-      <w:r>
-        <w:t>.</w:t>
+    </w:p>
+    <w:p>
+      <w:r>
+        <w:t>Мне особенно интересны задачи, связанные с анализом данных, построением прогнозных моделей и поиском закономерностей, которые помогают бизнесу принимать обоснованные решения. Умею быстро разбираться в новых задачах и эффективно взаимодействовать с коллегами.</w:t>
       </w:r>
     </w:p>
     <w:p/>
     <w:p>
       <w:r>
-        <w:t>Прошёл курс «Профессия Data Science» (320 часов) и сейчас продолжаю обучение на курсе Яндекса «Специалист по Data Science плюс». В рамках учебных и личных проектов работаю с реальными датасетами: провожу очистку и подготовку данных, обрабатываю пропуски, выполняю масштабирование признаков и строю модели машинного обучения. Активно развиваю алгоритмическое мышление (400+ задач на LeetCode) и участвую в соревнованиях на Kaggle.</w:t>
-      </w:r>
-    </w:p>
-    <w:p/>
-    <w:p>
-      <w:r>
-        <w:t>Владею: Python (pandas, numpy, matplotlib, seaborn, scikit-learn), SQL (включая Trino), PostgreSQL, dbt, Git, Excel, Matlab, Qlik Sense (уровень миграции логики), AW, Jupyter Notebook. Понимаю, как строить полный ML pipeline — от сбора данных до финальной модели. Уровень английского — B1 (Intermediate).</w:t>
-      </w:r>
-    </w:p>
-    <w:p>
-      <w:r>
-        <w:t xml:space="preserve"> </w:t>
-      </w:r>
-    </w:p>
-    <w:p>
-      <w:r>
-        <w:t>Мне особенно интересны задачи, связанные с анализом данных, построением прогнозных моделей и поиском закономерностей, которые помогают бизнесу принимать обоснованные решения. Умею быстро разбираться в новых задачах и эффективно взаимодействовать с коллегами.</w:t>
-      </w:r>
-    </w:p>
-    <w:p/>
-    <w:p>
-      <w:r>
-        <w:t xml:space="preserve">Хочу развиваться как аналитик данных или Data Scientist и применять математику и программирование для решения реальных бизнес-задач. </w:t>
-      </w:r>
-      <w:r>
-        <w:t>Рассматриваю позиции junior+ / middle (Data Scientist / аналитик данных), а также проектную работу. Готов быстро закрывать зоны роста и выходить на полную самостоятельность.</w:t>
+        <w:t>Хочу развиваться как аналитик данных или Data Scientist и применять математику и программирование для решения реальных бизнес-задач. Рассматриваю позиции junior+ / middle (Data Scientist / аналитик данных), а также проектную работу. Готов быстро закрывать зоны роста и выходить на полную самостоятельность.</w:t>
       </w:r>
     </w:p>
     <w:p/>
@@ -114,27 +85,15 @@
         <w:rPr>
           <w:lang w:val="en-US"/>
         </w:rPr>
-        <w:t>GitHub: [github.com/Michigun</w:t>
-      </w:r>
-      <w:proofErr w:type="gramStart"/>
-      <w:r>
-        <w:rPr>
-          <w:lang w:val="en-US"/>
-        </w:rPr>
-        <w:t>101](</w:t>
-      </w:r>
-      <w:proofErr w:type="gramEnd"/>
-      <w:r>
-        <w:rPr>
-          <w:lang w:val="en-US"/>
-        </w:rPr>
-        <w:t xml:space="preserve">https://github.com/Michigun101)  </w:t>
+        <w:t xml:space="preserve">GitHub: [github.com/Michigun101](https://github.com/Michigun101)  </w:t>
       </w:r>
     </w:p>
     <w:p>
       <w:r>
         <w:t>Резюме: [PDF на GitHub](https://github.com/Michigun101/-/blob/main/Mike%20Zanochuev%2C%20Data%20Science.pdf) | [Профиль HH](https://vidnoe.hh.ru/resume/5f195876ff09227e410039ed1f425952357332)</w:t>
       </w:r>
+      <w:bookmarkStart w:id="0" w:name="_GoBack"/>
+      <w:bookmarkEnd w:id="0"/>
     </w:p>
     <w:sectPr>
       <w:pgSz w:w="11906" w:h="16838"/>
